--- a/tests/corpus/word-rules/E-para-shading.docx
+++ b/tests/corpus/word-rules/E-para-shading.docx
@@ -12,7 +12,15 @@
         <w:t xml:space="preserve">Case 01: a hanging first line (left 72 pt, hanging 36 pt): </w:t>
       </w:r>
       <w:r>
-        <w:t xml:space="preserve">three lines of shaded text in one paragraph, three lines of shaded text in one paragraph, three lines of shaded text in one paragraph, three lines of shaded text in one paragraph, three lines of shaded text in one paragraph, three lines of shaded text in one paragraph, three lines of shaded text in one paragraph, three lines of shaded text in one paragraph, three lines of shaded text in one paragraph, </w:t>
+        <w:t xml:space="preserve">shaded text that runs over several lines of one paragraph, shaded text that runs over several lines of one paragraph, shaded text that runs over several lines of one paragraph, shaded text that runs over several lines of one paragraph, shaded text that runs over several lines of one paragraph, shaded text that runs over several lines of one paragraph, shaded text that runs over several lines of one paragraph, shaded text that runs over several lines of one paragraph, shaded text that runs over several lines of one paragraph, </w:t>
+      </w:r>
+    </w:p>
+    <w:p>
+      <w:pPr>
+        <w:spacing w:line="240" w:lineRule="exact"/>
+      </w:pPr>
+      <w:r>
+        <w:t xml:space="preserve">not shaded</w:t>
       </w:r>
     </w:p>
     <w:p>
@@ -25,7 +33,15 @@
         <w:t xml:space="preserve">Case 02: negative indents (left and right -18 pt): </w:t>
       </w:r>
       <w:r>
-        <w:t xml:space="preserve">three lines of shaded text in one paragraph, three lines of shaded text in one paragraph, three lines of shaded text in one paragraph, three lines of shaded text in one paragraph, three lines of shaded text in one paragraph, three lines of shaded text in one paragraph, three lines of shaded text in one paragraph, three lines of shaded text in one paragraph, three lines of shaded text in one paragraph, </w:t>
+        <w:t xml:space="preserve">shaded text that runs over several lines of one paragraph, shaded text that runs over several lines of one paragraph, shaded text that runs over several lines of one paragraph, shaded text that runs over several lines of one paragraph, shaded text that runs over several lines of one paragraph, shaded text that runs over several lines of one paragraph, shaded text that runs over several lines of one paragraph, shaded text that runs over several lines of one paragraph, shaded text that runs over several lines of one paragraph, </w:t>
+      </w:r>
+    </w:p>
+    <w:p>
+      <w:pPr>
+        <w:spacing w:line="240" w:lineRule="exact"/>
+      </w:pPr>
+      <w:r>
+        <w:t xml:space="preserve">not shaded</w:t>
       </w:r>
     </w:p>
     <w:p>
@@ -37,7 +53,15 @@
         <w:t xml:space="preserve">Case 03: 12 pt before and after: </w:t>
       </w:r>
       <w:r>
-        <w:t xml:space="preserve">three lines of shaded text in one paragraph, three lines of shaded text in one paragraph, three lines of shaded text in one paragraph, three lines of shaded text in one paragraph, three lines of shaded text in one paragraph, three lines of shaded text in one paragraph, three lines of shaded text in one paragraph, three lines of shaded text in one paragraph, three lines of shaded text in one paragraph, </w:t>
+        <w:t xml:space="preserve">shaded text that runs over several lines of one paragraph, shaded text that runs over several lines of one paragraph, shaded text that runs over several lines of one paragraph, shaded text that runs over several lines of one paragraph, shaded text that runs over several lines of one paragraph, shaded text that runs over several lines of one paragraph, shaded text that runs over several lines of one paragraph, shaded text that runs over several lines of one paragraph, shaded text that runs over several lines of one paragraph, </w:t>
+      </w:r>
+    </w:p>
+    <w:p>
+      <w:pPr>
+        <w:spacing w:line="240" w:lineRule="exact"/>
+      </w:pPr>
+      <w:r>
+        <w:t xml:space="preserve">not shaded</w:t>
       </w:r>
     </w:p>
     <w:p>
@@ -49,7 +73,7 @@
         <w:t xml:space="preserve">Case 04: the first of two shaded paragraphs in a row: </w:t>
       </w:r>
       <w:r>
-        <w:t xml:space="preserve">three lines of shaded text in one paragraph, three lines of shaded text in one paragraph, three lines of shaded text in one paragraph, three lines of shaded text in one paragraph, three lines of shaded text in one paragraph, three lines of shaded text in one paragraph, three lines of shaded text in one paragraph, three lines of shaded text in one paragraph, three lines of shaded text in one paragraph, </w:t>
+        <w:t xml:space="preserve">shaded text that runs over several lines of one paragraph, shaded text that runs over several lines of one paragraph, shaded text that runs over several lines of one paragraph, shaded text that runs over several lines of one paragraph, shaded text that runs over several lines of one paragraph, shaded text that runs over several lines of one paragraph, shaded text that runs over several lines of one paragraph, shaded text that runs over several lines of one paragraph, shaded text that runs over several lines of one paragraph, </w:t>
       </w:r>
     </w:p>
     <w:p>
@@ -61,7 +85,7 @@
         <w:t xml:space="preserve">Case 05: the second of two shaded paragraphs in a row: </w:t>
       </w:r>
       <w:r>
-        <w:t xml:space="preserve">three lines of shaded text in one paragraph, three lines of shaded text in one paragraph, three lines of shaded text in one paragraph, three lines of shaded text in one paragraph, three lines of shaded text in one paragraph, three lines of shaded text in one paragraph, three lines of shaded text in one paragraph, three lines of shaded text in one paragraph, three lines of shaded text in one paragraph, </w:t>
+        <w:t xml:space="preserve">shaded text that runs over several lines of one paragraph, shaded text that runs over several lines of one paragraph, shaded text that runs over several lines of one paragraph, shaded text that runs over several lines of one paragraph, shaded text that runs over several lines of one paragraph, shaded text that runs over several lines of one paragraph, shaded text that runs over several lines of one paragraph, shaded text that runs over several lines of one paragraph, shaded text that runs over several lines of one paragraph, </w:t>
       </w:r>
     </w:p>
     <w:p>
@@ -175,8 +199,6 @@
         <w:t xml:space="preserve">filler line 52</w:t>
         <w:br/>
         <w:t xml:space="preserve">filler line 53</w:t>
-        <w:br/>
-        <w:t xml:space="preserve">filler line 54</w:t>
       </w:r>
     </w:p>
     <w:p>
